--- a/The Dolphins' View of History/chapters/23 - Japan, Restoration, and Empire.docx
+++ b/The Dolphins' View of History/chapters/23 - Japan, Restoration, and Empire.docx
@@ -18,7 +18,7 @@
           <w:sz w:val="36"/>
           <w:szCs w:val="36"/>
         </w:rPr>
-        <w:t xml:space="preserve">Chapter 23: Japan, Restoration, and Empire</w:t>
+        <w:t xml:space="preserve">1853–1947: Japan, Restoration, and Empire</w:t>
       </w:r>
     </w:p>
     <w:p>

--- a/The Dolphins' View of History/chapters/23 - Japan, Restoration, and Empire.docx
+++ b/The Dolphins' View of History/chapters/23 - Japan, Restoration, and Empire.docx
@@ -70,15 +70,15 @@
         <w:spacing w:after="200"/>
       </w:pPr>
       <w:r>
-        <w:t xml:space="preserve">Full-scale war with China followed from 1937, including the Nanjing massacre, in which Japanese forces killed a large civilian and disarmed-soldier population over several weeks with a brutality that shocked even hardened foreign observers present in the city at the time.</w:t>
-      </w:r>
-    </w:p>
-    <w:p>
-      <w:pPr>
-        <w:spacing w:after="200"/>
-      </w:pPr>
-      <w:r>
-        <w:t xml:space="preserve">The Pacific War that followed the December 1941 attack on Pearl Harbor asked more of Japan's own population than any war in this book had yet asked of any population: by its final year, the state was organizing kamikaze pilots, young men flying aircraft deliberately into American ships, as an accepted military tactic rather than a desperate improvisation. The same program extended underwater, in the form of the Kaiten, a manned torpedo that its pilot rode to the target and could not survive by design. Dolphin historians, who have spent a great many centuries watching things move through their water, note that this is the first they saw in it built as a one-way trip for the person steering.</w:t>
+        <w:t xml:space="preserve">Full-scale war with China followed from 1937, including the Nanjing massacre of 1937–38, in which Japanese forces killed civilians and disarmed soldiers over several weeks with a brutality that shocked the foreign observers still in the city. Estimates of the dead run from tens of thousands to the more than 200,000 found by the postwar Tokyo tribunal and the 300,000 of China's official figure; the number remains an open wound between the two countries.</w:t>
+      </w:r>
+    </w:p>
+    <w:p>
+      <w:pPr>
+        <w:spacing w:after="200"/>
+      </w:pPr>
+      <w:r>
+        <w:t xml:space="preserve">The Pacific War that followed the December 1941 attack on Pearl Harbor asked a great deal of Japan's own population: by its final year, the state was organizing kamikaze pilots, young men flying aircraft deliberately into American ships, as an accepted military tactic rather than a desperate improvisation. The same program extended underwater, in the form of the Kaiten, a manned torpedo that its pilot rode to the target and could not survive by design. Dolphin historians, who have spent a great many centuries watching things move through their water, note that this is the first they saw in it built as a one-way trip for the person steering.</w:t>
       </w:r>
     </w:p>
     <w:p>
@@ -98,7 +98,7 @@
         <w:spacing w:after="200"/>
       </w:pPr>
       <w:r>
-        <w:t xml:space="preserve">The war ended in August 1945 with atomic bombs dropped on Hiroshima and Nagasaki, the only use of nuclear weapons in warfare in this book, or in human history to date, and Japan's unconditional surrender days later.</w:t>
+        <w:t xml:space="preserve">The war ended in August 1945. The atomic bombs dropped on Hiroshima and Nagasaki, the only nuclear weapons ever used in war, killed well over 100,000 people by the end of that year, most of them civilians, and Japan surrendered days later.</w:t>
       </w:r>
     </w:p>
     <w:p>
@@ -130,7 +130,7 @@
           <w:i/>
           <w:iCs/>
         </w:rPr>
-        <w:t xml:space="preserve">Same shape, different ocean. A society climbed from feudalism to great-power status faster than any other in this book so far, aimed that capability at conquest and atrocity within the same lifetime that built it, absorbed two atomic bombs as the price of stopping, and rebuilt afterward as a pacifist economic power on the same compressed timescale it uses for everything else. The dolphins remain unsure whether to be more impressed by the speed of the rise, the speed of the fall, or the speed of the recovery.</w:t>
+        <w:t xml:space="preserve">Same shape, different ocean. A society climbed from feudalism to great-power status faster than any other in this book so far, aimed that capability at conquest and atrocity within the same lifetime that built it, suffered two atomic bombings before it stopped, and rebuilt afterward as a pacifist economic power on the same compressed timescale it uses for everything else. The dolphins remain unsure whether to be more impressed by the speed of the rise, the speed of the fall, or the speed of the recovery.</w:t>
       </w:r>
     </w:p>
     <w:sectPr>
